--- a/output/coverletters/gh_cover_careers.docx
+++ b/output/coverletters/gh_cover_careers.docx
@@ -4,17 +4,17 @@
   <w:body>
     <w:p>
       <w:r>
-        <w:t>I am excited to apply for the Software Engineer, Full Stack position at Spot &amp; Tango, as it aligns perfectly with my background in software engineering and machine learning. With a Master’s in Computer Science from Purdue University and experience optimizing AI architectures, I am well-equipped to contribute to your innovative team.</w:t>
+        <w:t>I am excited to apply for the Financial Analyst position at Walker Sands, where I believe my strong analytical skills and software engineering background will help drive strategic insights and foster data-driven decision-making. With an M.S. in Computer Science, I have developed a solid foundation in data analysis and predictive modeling, which aligns well with the requirements of this role.</w:t>
       </w:r>
     </w:p>
     <w:p>
       <w:r>
-        <w:t>In my recent internship, I successfully automated complex workflows, which resulted in a 30% increase in team efficiency. By building predictive models that improved decision-making processes, I was able to directly impact the end-users' experience, a commitment I am eager to bring to Spot &amp; Tango.</w:t>
+        <w:t>In my academic journey, I have successfully built predictive models and automated workflows, allowing teams to make informed decisions based on robust data insights. My engagement with machine learning has sharpened my attention to detail and my ability to identify trends and surface opportunities, directly supporting the type of analysis and forecasting that Walker Sands values in its finance team.</w:t>
       </w:r>
     </w:p>
     <w:p>
       <w:r>
-        <w:t>I am drawn to Spot &amp; Tango's mission of providing high-quality, personalized dog food and your emphasis on innovation. I would love the opportunity to discuss how my skills and passion for technology can contribute to your team. Please feel free to contact me at your convenience to set up a conversation.</w:t>
+        <w:t>I am particularly drawn to Walker Sands' commitment to fostering a diverse and inclusive workplace while advancing its business objectives. I am eager to contribute to building accurate financial models and improving processes that shape the company's success as a Financial Analyst. Thank you for considering my application; I look forward to the opportunity to discuss how my skills can benefit your team.</w:t>
       </w:r>
     </w:p>
     <w:sectPr>

--- a/output/coverletters/gh_cover_careers.docx
+++ b/output/coverletters/gh_cover_careers.docx
@@ -4,17 +4,17 @@
   <w:body>
     <w:p>
       <w:r>
-        <w:t>I am excited to apply for the Financial Analyst position at Walker Sands, where I believe my strong analytical skills and software engineering background will help drive strategic insights and foster data-driven decision-making. With an M.S. in Computer Science, I have developed a solid foundation in data analysis and predictive modeling, which aligns well with the requirements of this role.</w:t>
+        <w:t>I am excited to apply for the Python Software Engineer position at Old Mission. With an M.S. in Computer Science and hands-on experience in data automation and software development, I believe my background fits well with Old Mission's commitment to leveraging cutting-edge technology for effective trading strategies. My expertise in Python and my collaborative nature will allow me to take ownership of critical projects and work seamlessly with quants and traders.</w:t>
       </w:r>
     </w:p>
     <w:p>
       <w:r>
-        <w:t>In my academic journey, I have successfully built predictive models and automated workflows, allowing teams to make informed decisions based on robust data insights. My engagement with machine learning has sharpened my attention to detail and my ability to identify trends and surface opportunities, directly supporting the type of analysis and forecasting that Walker Sands values in its finance team.</w:t>
+        <w:t>In my previous role as a Data Scientist Intern at Bridger Investment Partners, I automated data processing workflows using Prefect and conducted statistical analyses, significantly improving efficiency in processing mortgage data. This experience has equipped me with the skills to enhance existing systems while developing innovative applications that meet the firm's goals for adaptability and scalability.</w:t>
       </w:r>
     </w:p>
     <w:p>
       <w:r>
-        <w:t>I am particularly drawn to Walker Sands' commitment to fostering a diverse and inclusive workplace while advancing its business objectives. I am eager to contribute to building accurate financial models and improving processes that shape the company's success as a Financial Analyst. Thank you for considering my application; I look forward to the opportunity to discuss how my skills can benefit your team.</w:t>
+        <w:t>I am drawn to Old Mission's emphasis on a team-oriented environment and its focus on innovation and professional growth. I am eager to contribute to a firm that prioritizes excellence and continuous improvement in its operations. I look forward to the opportunity to discuss my contribution to your engineering team further. Thank you for considering my application.</w:t>
       </w:r>
     </w:p>
     <w:sectPr>

--- a/output/coverletters/gh_cover_careers.docx
+++ b/output/coverletters/gh_cover_careers.docx
@@ -4,17 +4,22 @@
   <w:body>
     <w:p>
       <w:r>
-        <w:t>I am excited to apply for the Python Software Engineer position at Old Mission. With an M.S. in Computer Science and hands-on experience in data automation and software development, I believe my background fits well with Old Mission's commitment to leveraging cutting-edge technology for effective trading strategies. My expertise in Python and my collaborative nature will allow me to take ownership of critical projects and work seamlessly with quants and traders.</w:t>
+        <w:t>My name is Derrick Sun, and I write to apply for the Financial Analyst position at Walker Sands. I am currently pursuing my Master’s degree in Computer Science with a specialization in AI and Machine Learning at Purdue University. I admire Walker Sands' commitment to fostering an inclusive workplace and its vision of transforming finance into a strategic engine that drives business decisions.</w:t>
       </w:r>
     </w:p>
     <w:p>
       <w:r>
-        <w:t>In my previous role as a Data Scientist Intern at Bridger Investment Partners, I automated data processing workflows using Prefect and conducted statistical analyses, significantly improving efficiency in processing mortgage data. This experience has equipped me with the skills to enhance existing systems while developing innovative applications that meet the firm's goals for adaptability and scalability.</w:t>
+        <w:t>In my experience as a Data Scientist Intern at Bridger Investment Partners, I automated data processing workflows, which improved efficiency and accuracy for financial analyses. Additionally, I have developed financial models and conducted statistical analyses during my time as a Research Assistant at UC Berkeley, where my focus was on extracting actionable insights from complex datasets. My recent project involved utilizing machine learning algorithms to optimize sales predictions, illustrating my capability to turn data into strategic foresight.</w:t>
       </w:r>
     </w:p>
     <w:p>
       <w:r>
-        <w:t>I am drawn to Old Mission's emphasis on a team-oriented environment and its focus on innovation and professional growth. I am eager to contribute to a firm that prioritizes excellence and continuous improvement in its operations. I look forward to the opportunity to discuss my contribution to your engineering team further. Thank you for considering my application.</w:t>
+        <w:t>I am particularly drawn to this role at Walker Sands because it offers the opportunity to work closely with various departments, translating data into insights that influence key business decisions. My technical skills in programming and analytics align well with the requirements for the Financial Analyst position, and I am excited about the potential to grow my finance acumen while contributing to the company's objectives.</w:t>
+      </w:r>
+    </w:p>
+    <w:p>
+      <w:r>
+        <w:t>Thank you for considering my application. I look forward to the opportunity to further discuss how my background and skills can contribute to the innovative team at Walker Sands.</w:t>
       </w:r>
     </w:p>
     <w:sectPr>
